--- a/pr-preview/pr-181/chapters/citations-evidence-tracked-changes.docx
+++ b/pr-preview/pr-181/chapters/citations-evidence-tracked-changes.docx
@@ -26,7 +26,7 @@
       </w:pPr>
       <w:ins w:id="2" w:author="PR Preview" w:date="2026-01-01T00:00:00Z">
         <w:r>
-          <w:t xml:space="preserve">Last modified: 2026-10-13 15:24:15 (PDT)</w:t>
+          <w:t xml:space="preserve">Last modified: 2026-10-13 16:31:13 (PDT)</w:t>
         </w:r>
       </w:ins>
     </w:p>
@@ -2900,126 +2900,86 @@
       </w:r>
     </w:p>
     <w:bookmarkEnd w:id="35"/>
-    <w:bookmarkStart w:id="36" w:name="put-the-content-first"/>
+    <w:bookmarkStart w:id="38" w:name="cite-the-original-for-named-results"/>
     <w:p>
       <w:pPr>
         <w:pStyle w:val="Heading2"/>
       </w:pPr>
-      <w:del w:id="3" w:author="PR Preview" w:date="2026-01-01T00:00:00Z">
-        <w:r>
-          <w:delText xml:space="preserve">10 Cite the original for named results</w:delText>
-        </w:r>
-      </w:del>
+      <w:r>
+        <w:t xml:space="preserve">10 Cite the original for named results</w:t>
+      </w:r>
     </w:p>
     <w:p>
       <w:pPr>
         <w:pStyle w:val="FirstParagraph"/>
       </w:pPr>
-      <w:del w:id="4" w:author="PR Preview" w:date="2026-01-01T00:00:00Z">
-        <w:r>
-          <w:delText xml:space="preserve">When you present a result that carries a person’s name,</w:delText>
-        </w:r>
-      </w:del>
-      <w:del w:id="5" w:author="PR Preview" w:date="2026-01-01T00:00:00Z">
-        <w:r>
-          <w:delText xml:space="preserve"> </w:delText>
-        </w:r>
-      </w:del>
-      <w:del w:id="6" w:author="PR Preview" w:date="2026-01-01T00:00:00Z">
-        <w:r>
-          <w:delText xml:space="preserve">or whose first appearance is well documented,</w:delText>
-        </w:r>
-      </w:del>
-      <w:del w:id="7" w:author="PR Preview" w:date="2026-01-01T00:00:00Z">
-        <w:r>
-          <w:delText xml:space="preserve"> </w:delText>
-        </w:r>
-      </w:del>
-      <w:del w:id="8" w:author="PR Preview" w:date="2026-01-01T00:00:00Z">
-        <w:r>
-          <w:delText xml:space="preserve">cite the publication where it first appeared</w:delText>
-        </w:r>
-      </w:del>
-      <w:del w:id="9" w:author="PR Preview" w:date="2026-01-01T00:00:00Z">
-        <w:r>
-          <w:delText xml:space="preserve"> </w:delText>
-        </w:r>
-      </w:del>
-      <w:del w:id="10" w:author="PR Preview" w:date="2026-01-01T00:00:00Z">
-        <w:r>
-          <w:delText xml:space="preserve">alongside a modern textbook that teaches it.</w:delText>
-        </w:r>
-      </w:del>
-      <w:del w:id="11" w:author="PR Preview" w:date="2026-01-01T00:00:00Z">
-        <w:r>
-          <w:delText xml:space="preserve"> </w:delText>
-        </w:r>
-      </w:del>
-      <w:del w:id="12" w:author="PR Preview" w:date="2026-01-01T00:00:00Z">
-        <w:r>
-          <w:delText xml:space="preserve">The original shows readers where the result comes from</w:delText>
-        </w:r>
-      </w:del>
-      <w:del w:id="13" w:author="PR Preview" w:date="2026-01-01T00:00:00Z">
-        <w:r>
-          <w:delText xml:space="preserve"> </w:delText>
-        </w:r>
-      </w:del>
-      <w:del w:id="14" w:author="PR Preview" w:date="2026-01-01T00:00:00Z">
-        <w:r>
-          <w:delText xml:space="preserve">and credits its authors.</w:delText>
-        </w:r>
-      </w:del>
-      <w:del w:id="15" w:author="PR Preview" w:date="2026-01-01T00:00:00Z">
-        <w:r>
-          <w:delText xml:space="preserve"> </w:delText>
-        </w:r>
-      </w:del>
-      <w:del w:id="16" w:author="PR Preview" w:date="2026-01-01T00:00:00Z">
-        <w:r>
-          <w:delText xml:space="preserve">The textbook is where a student will actually learn it.</w:delText>
-        </w:r>
-      </w:del>
+      <w:r>
+        <w:t xml:space="preserve">When you present a result that carries a person’s name,</w:t>
+      </w:r>
+      <w:r>
+        <w:t xml:space="preserve"> </w:t>
+      </w:r>
+      <w:r>
+        <w:t xml:space="preserve">or whose first appearance is well documented,</w:t>
+      </w:r>
+      <w:r>
+        <w:t xml:space="preserve"> </w:t>
+      </w:r>
+      <w:r>
+        <w:t xml:space="preserve">cite the publication where it first appeared</w:t>
+      </w:r>
+      <w:r>
+        <w:t xml:space="preserve"> </w:t>
+      </w:r>
+      <w:r>
+        <w:t xml:space="preserve">alongside a modern textbook that teaches it.</w:t>
+      </w:r>
+      <w:r>
+        <w:t xml:space="preserve"> </w:t>
+      </w:r>
+      <w:r>
+        <w:t xml:space="preserve">The original shows readers where the result comes from</w:t>
+      </w:r>
+      <w:r>
+        <w:t xml:space="preserve"> </w:t>
+      </w:r>
+      <w:r>
+        <w:t xml:space="preserve">and credits its authors.</w:t>
+      </w:r>
+      <w:r>
+        <w:t xml:space="preserve"> </w:t>
+      </w:r>
+      <w:r>
+        <w:t xml:space="preserve">The textbook is where a student will actually learn it.</w:t>
+      </w:r>
     </w:p>
     <w:p>
       <w:pPr>
         <w:pStyle w:val="BodyText"/>
       </w:pPr>
-      <w:del w:id="17" w:author="PR Preview" w:date="2026-01-01T00:00:00Z">
-        <w:r>
-          <w:delText xml:space="preserve">Put the historical note in a short remark after the statement and its proof,</w:delText>
-        </w:r>
-      </w:del>
-      <w:del w:id="18" w:author="PR Preview" w:date="2026-01-01T00:00:00Z">
-        <w:r>
-          <w:delText xml:space="preserve"> </w:delText>
-        </w:r>
-      </w:del>
-      <w:del w:id="19" w:author="PR Preview" w:date="2026-01-01T00:00:00Z">
-        <w:r>
-          <w:delText xml:space="preserve">not inside the definition or theorem itself,</w:delText>
-        </w:r>
-      </w:del>
-      <w:del w:id="20" w:author="PR Preview" w:date="2026-01-01T00:00:00Z">
-        <w:r>
-          <w:delText xml:space="preserve"> </w:delText>
-        </w:r>
-      </w:del>
-      <w:del w:id="21" w:author="PR Preview" w:date="2026-01-01T00:00:00Z">
-        <w:r>
-          <w:delText xml:space="preserve">so that each theorem div still holds one result.</w:delText>
-        </w:r>
-      </w:del>
+      <w:r>
+        <w:t xml:space="preserve">Put the historical note in a short remark after the statement and its proof,</w:t>
+      </w:r>
+      <w:r>
+        <w:t xml:space="preserve"> </w:t>
+      </w:r>
+      <w:r>
+        <w:t xml:space="preserve">not inside the definition or theorem itself,</w:t>
+      </w:r>
+      <w:r>
+        <w:t xml:space="preserve"> </w:t>
+      </w:r>
+      <w:r>
+        <w:t xml:space="preserve">so that each theorem div still holds one result.</w:t>
+      </w:r>
     </w:p>
     <w:p>
       <w:pPr>
         <w:pStyle w:val="BodyText"/>
       </w:pPr>
-      <w:del w:id="22" w:author="PR Preview" w:date="2026-01-01T00:00:00Z">
-        <w:r>
-          <w:delText xml:space="preserve">Apply the rule to:</w:delText>
-        </w:r>
-      </w:del>
+      <w:r>
+        <w:t xml:space="preserve">Apply the rule to:</w:t>
+      </w:r>
     </w:p>
     <w:p>
       <w:pPr>
@@ -3029,11 +2989,9 @@
           <w:numId w:val="1017"/>
         </w:numPr>
       </w:pPr>
-      <w:del w:id="23" w:author="PR Preview" w:date="2026-01-01T00:00:00Z">
-        <w:r>
-          <w:delText xml:space="preserve">named theorems, inequalities, and algorithms;</w:delText>
-        </w:r>
-      </w:del>
+      <w:r>
+        <w:t xml:space="preserve">named theorems, inequalities, and algorithms;</w:t>
+      </w:r>
     </w:p>
     <w:p>
       <w:pPr>
@@ -3043,11 +3001,9 @@
           <w:numId w:val="1017"/>
         </w:numPr>
       </w:pPr>
-      <w:del w:id="24" w:author="PR Preview" w:date="2026-01-01T00:00:00Z">
-        <w:r>
-          <w:delText xml:space="preserve">definitions that a specific paper introduced;</w:delText>
-        </w:r>
-      </w:del>
+      <w:r>
+        <w:t xml:space="preserve">definitions that a specific paper introduced;</w:t>
+      </w:r>
     </w:p>
     <w:p>
       <w:pPr>
@@ -3057,41 +3013,29 @@
           <w:numId w:val="1017"/>
         </w:numPr>
       </w:pPr>
-      <w:del w:id="25" w:author="PR Preview" w:date="2026-01-01T00:00:00Z">
-        <w:r>
-          <w:delText xml:space="preserve">results whose usual name is not the whole story,</w:delText>
-        </w:r>
-      </w:del>
-      <w:del w:id="26" w:author="PR Preview" w:date="2026-01-01T00:00:00Z">
-        <w:r>
-          <w:delText xml:space="preserve"> </w:delText>
-        </w:r>
-      </w:del>
-      <w:del w:id="27" w:author="PR Preview" w:date="2026-01-01T00:00:00Z">
-        <w:r>
-          <w:delText xml:space="preserve">such as Chebyshev’s inequality,</w:delText>
-        </w:r>
-      </w:del>
-      <w:del w:id="28" w:author="PR Preview" w:date="2026-01-01T00:00:00Z">
-        <w:r>
-          <w:delText xml:space="preserve"> </w:delText>
-        </w:r>
-      </w:del>
-      <w:del w:id="29" w:author="PR Preview" w:date="2026-01-01T00:00:00Z">
-        <w:r>
-          <w:delText xml:space="preserve">which Bienaymé derived earlier.</w:delText>
-        </w:r>
-      </w:del>
+      <w:r>
+        <w:t xml:space="preserve">results whose usual name is not the whole story,</w:t>
+      </w:r>
+      <w:r>
+        <w:t xml:space="preserve"> </w:t>
+      </w:r>
+      <w:r>
+        <w:t xml:space="preserve">such as Chebyshev’s inequality,</w:t>
+      </w:r>
+      <w:r>
+        <w:t xml:space="preserve"> </w:t>
+      </w:r>
+      <w:r>
+        <w:t xml:space="preserve">which Bienaymé derived earlier.</w:t>
+      </w:r>
     </w:p>
     <w:p>
       <w:pPr>
         <w:pStyle w:val="FirstParagraph"/>
       </w:pPr>
-      <w:del w:id="30" w:author="PR Preview" w:date="2026-01-01T00:00:00Z">
-        <w:r>
-          <w:delText xml:space="preserve">Do not apply it to:</w:delText>
-        </w:r>
-      </w:del>
+      <w:r>
+        <w:t xml:space="preserve">Do not apply it to:</w:t>
+      </w:r>
     </w:p>
     <w:p>
       <w:pPr>
@@ -3101,11 +3045,9 @@
           <w:numId w:val="1018"/>
         </w:numPr>
       </w:pPr>
-      <w:del w:id="31" w:author="PR Preview" w:date="2026-01-01T00:00:00Z">
-        <w:r>
-          <w:delText xml:space="preserve">routine lemmas;</w:delText>
-        </w:r>
-      </w:del>
+      <w:r>
+        <w:t xml:space="preserve">routine lemmas;</w:t>
+      </w:r>
     </w:p>
     <w:p>
       <w:pPr>
@@ -3115,11 +3057,9 @@
           <w:numId w:val="1018"/>
         </w:numPr>
       </w:pPr>
-      <w:del w:id="32" w:author="PR Preview" w:date="2026-01-01T00:00:00Z">
-        <w:r>
-          <w:delText xml:space="preserve">textbook exercises;</w:delText>
-        </w:r>
-      </w:del>
+      <w:r>
+        <w:t xml:space="preserve">textbook exercises;</w:t>
+      </w:r>
     </w:p>
     <w:p>
       <w:pPr>
@@ -3129,51 +3069,37 @@
           <w:numId w:val="1018"/>
         </w:numPr>
       </w:pPr>
-      <w:del w:id="33" w:author="PR Preview" w:date="2026-01-01T00:00:00Z">
-        <w:r>
-          <w:delText xml:space="preserve">results with no identifiable first source.</w:delText>
-        </w:r>
-      </w:del>
+      <w:r>
+        <w:t xml:space="preserve">results with no identifiable first source.</w:t>
+      </w:r>
     </w:p>
     <w:p>
       <w:pPr>
         <w:pStyle w:val="FirstParagraph"/>
       </w:pPr>
-      <w:del w:id="34" w:author="PR Preview" w:date="2026-01-01T00:00:00Z">
-        <w:r>
-          <w:delText xml:space="preserve">When the credit is disputed or the first source is unclear,</w:delText>
-        </w:r>
-      </w:del>
-      <w:del w:id="35" w:author="PR Preview" w:date="2026-01-01T00:00:00Z">
-        <w:r>
-          <w:delText xml:space="preserve"> </w:delText>
-        </w:r>
-      </w:del>
-      <w:del w:id="36" w:author="PR Preview" w:date="2026-01-01T00:00:00Z">
-        <w:r>
-          <w:delText xml:space="preserve">say so in one sentence and cite a history of the result</w:delText>
-        </w:r>
-      </w:del>
-      <w:del w:id="37" w:author="PR Preview" w:date="2026-01-01T00:00:00Z">
-        <w:r>
-          <w:delText xml:space="preserve"> </w:delText>
-        </w:r>
-      </w:del>
-      <w:del w:id="38" w:author="PR Preview" w:date="2026-01-01T00:00:00Z">
-        <w:r>
-          <w:delText xml:space="preserve">instead of naming a source you have not checked.</w:delText>
-        </w:r>
-      </w:del>
+      <w:r>
+        <w:t xml:space="preserve">When the credit is disputed or the first source is unclear,</w:t>
+      </w:r>
+      <w:r>
+        <w:t xml:space="preserve"> </w:t>
+      </w:r>
+      <w:r>
+        <w:t xml:space="preserve">say so in one sentence and cite a history of the result</w:t>
+      </w:r>
+      <w:r>
+        <w:t xml:space="preserve"> </w:t>
+      </w:r>
+      <w:r>
+        <w:t xml:space="preserve">instead of naming a source you have not checked.</w:t>
+      </w:r>
     </w:p>
     <w:p>
       <w:pPr>
         <w:pStyle w:val="BodyText"/>
       </w:pPr>
-      <w:del w:id="39" w:author="PR Preview" w:date="2026-01-01T00:00:00Z">
-        <w:r>
-          <w:delText xml:space="preserve">Check every detail of the original against an official source, such as:</w:delText>
-        </w:r>
-      </w:del>
+      <w:r>
+        <w:t xml:space="preserve">Check every detail of the original against an official source, such as:</w:t>
+      </w:r>
     </w:p>
     <w:p>
       <w:pPr>
@@ -3183,11 +3109,9 @@
           <w:numId w:val="1019"/>
         </w:numPr>
       </w:pPr>
-      <w:del w:id="40" w:author="PR Preview" w:date="2026-01-01T00:00:00Z">
-        <w:r>
-          <w:delText xml:space="preserve">the publisher;</w:delText>
-        </w:r>
-      </w:del>
+      <w:r>
+        <w:t xml:space="preserve">the publisher;</w:t>
+      </w:r>
     </w:p>
     <w:p>
       <w:pPr>
@@ -3197,11 +3121,9 @@
           <w:numId w:val="1019"/>
         </w:numPr>
       </w:pPr>
-      <w:del w:id="41" w:author="PR Preview" w:date="2026-01-01T00:00:00Z">
-        <w:r>
-          <w:delText xml:space="preserve">the journal’s archive;</w:delText>
-        </w:r>
-      </w:del>
+      <w:r>
+        <w:t xml:space="preserve">the journal’s archive;</w:t>
+      </w:r>
     </w:p>
     <w:p>
       <w:pPr>
@@ -3211,246 +3133,176 @@
           <w:numId w:val="1019"/>
         </w:numPr>
       </w:pPr>
-      <w:del w:id="42" w:author="PR Preview" w:date="2026-01-01T00:00:00Z">
-        <w:r>
-          <w:delText xml:space="preserve">a library such as</w:delText>
-        </w:r>
-      </w:del>
-      <w:del w:id="43" w:author="PR Preview" w:date="2026-01-01T00:00:00Z">
-        <w:r>
-          <w:delText xml:space="preserve"> </w:delText>
-        </w:r>
-      </w:del>
-      <w:hyperlink r:id="rId9">
-        <w:del w:id="44" w:author="PR Preview" w:date="2026-01-01T00:00:00Z">
-          <w:r>
-            <w:rPr>
-              <w:rStyle w:val="Hyperlink"/>
-            </w:rPr>
-            <w:delText xml:space="preserve">Numdam</w:delText>
-          </w:r>
-        </w:del>
-      </w:hyperlink>
-      <w:del w:id="45" w:author="PR Preview" w:date="2026-01-01T00:00:00Z">
-        <w:r>
-          <w:delText xml:space="preserve">.</w:delText>
-        </w:r>
-      </w:del>
-    </w:p>
-    <w:p>
-      <w:pPr>
-        <w:pStyle w:val="FirstParagraph"/>
-      </w:pPr>
-      <w:del w:id="46" w:author="PR Preview" w:date="2026-01-01T00:00:00Z">
-        <w:r>
-          <w:delText xml:space="preserve">Never cite an unauthorized copy,</w:delText>
-        </w:r>
-      </w:del>
-      <w:del w:id="47" w:author="PR Preview" w:date="2026-01-01T00:00:00Z">
-        <w:r>
-          <w:delText xml:space="preserve"> </w:delText>
-        </w:r>
-      </w:del>
-      <w:del w:id="48" w:author="PR Preview" w:date="2026-01-01T00:00:00Z">
-        <w:r>
-          <w:delText xml:space="preserve">and never fill in a title, volume, or page number from memory.</w:delText>
-        </w:r>
-      </w:del>
-    </w:p>
-    <w:p>
-      <w:pPr>
-        <w:pStyle w:val="BodyText"/>
-      </w:pPr>
-      <w:del w:id="49" w:author="PR Preview" w:date="2026-01-01T00:00:00Z">
+      <w:r>
+        <w:t xml:space="preserve">a library such as</w:t>
+      </w:r>
+      <w:r>
+        <w:t xml:space="preserve"> </w:t>
+      </w:r>
+      <w:hyperlink r:id="rId36">
         <w:r>
           <w:rPr>
-            <w:b/>
-            <w:bCs/>
+            <w:rStyle w:val="Hyperlink"/>
           </w:rPr>
-          <w:delText xml:space="preserve">Example 3 (Crediting Chebyshev’s inequality)</w:delText>
+          <w:t xml:space="preserve">Numdam</w:t>
         </w:r>
-      </w:del>
-      <w:del w:id="50" w:author="PR Preview" w:date="2026-01-01T00:00:00Z">
-        <w:r>
-          <w:delText xml:space="preserve"> </w:delText>
-        </w:r>
-      </w:del>
-      <w:del w:id="51" w:author="PR Preview" w:date="2026-01-01T00:00:00Z">
-        <w:r>
-          <w:delText xml:space="preserve"> </w:delText>
-        </w:r>
-      </w:del>
+      </w:hyperlink>
+      <w:r>
+        <w:t xml:space="preserve">.</w:t>
+      </w:r>
+    </w:p>
+    <w:p>
+      <w:pPr>
+        <w:pStyle w:val="FirstParagraph"/>
+      </w:pPr>
+      <w:r>
+        <w:t xml:space="preserve">Never cite an unauthorized copy,</w:t>
+      </w:r>
+      <w:r>
+        <w:t xml:space="preserve"> </w:t>
+      </w:r>
+      <w:r>
+        <w:t xml:space="preserve">and never fill in a title, volume, or page number from memory.</w:t>
+      </w:r>
+    </w:p>
+    <w:bookmarkStart w:id="37" w:name="exm-cite-original"/>
+    <w:p>
+      <w:pPr>
+        <w:pStyle w:val="BodyText"/>
+      </w:pPr>
+      <w:r>
+        <w:rPr>
+          <w:b/>
+          <w:bCs/>
+        </w:rPr>
+        <w:t xml:space="preserve">Example 3 (Crediting Chebyshev’s inequality)</w:t>
+      </w:r>
+      <w:r>
+        <w:t xml:space="preserve"> </w:t>
+      </w:r>
+      <w:r>
+        <w:t xml:space="preserve"> </w:t>
+      </w:r>
     </w:p>
     <w:p>
       <w:pPr>
         <w:pStyle w:val="BlockText"/>
       </w:pPr>
-      <w:del w:id="52" w:author="PR Preview" w:date="2026-01-01T00:00:00Z">
-        <w:r>
-          <w:delText xml:space="preserve">❌ Chebyshev’s inequality says that …</w:delText>
-        </w:r>
-      </w:del>
+      <w:r>
+        <w:t xml:space="preserve">❌ Chebyshev’s inequality says that …</w:t>
+      </w:r>
     </w:p>
     <w:p>
       <w:pPr>
         <w:pStyle w:val="BlockText"/>
       </w:pPr>
-      <w:del w:id="53" w:author="PR Preview" w:date="2026-01-01T00:00:00Z">
-        <w:r>
-          <w:delText xml:space="preserve">✅ Chebyshev’s inequality says that …</w:delText>
-        </w:r>
-      </w:del>
-      <w:del w:id="54" w:author="PR Preview" w:date="2026-01-01T00:00:00Z">
-        <w:r>
-          <w:delText xml:space="preserve"> </w:delText>
-        </w:r>
-      </w:del>
-      <w:del w:id="55" w:author="PR Preview" w:date="2026-01-01T00:00:00Z">
-        <w:r>
-          <w:delText xml:space="preserve">Bienaymé derived the bound</w:delText>
-        </w:r>
-      </w:del>
-      <w:del w:id="56" w:author="PR Preview" w:date="2026-01-01T00:00:00Z">
-        <w:r>
-          <w:delText xml:space="preserve"> </w:delText>
-        </w:r>
-      </w:del>
-      <w:del w:id="57" w:author="PR Preview" w:date="2026-01-01T00:00:00Z">
-        <w:r>
-          <w:delText xml:space="preserve">(Bienaymé 1853)</w:delText>
-        </w:r>
-      </w:del>
-      <w:del w:id="58" w:author="PR Preview" w:date="2026-01-01T00:00:00Z">
-        <w:r>
-          <w:delText xml:space="preserve">, and Tchébychef proved a more general form</w:delText>
-        </w:r>
-      </w:del>
-      <w:del w:id="59" w:author="PR Preview" w:date="2026-01-01T00:00:00Z">
-        <w:r>
-          <w:delText xml:space="preserve"> </w:delText>
-        </w:r>
-      </w:del>
-      <w:del w:id="60" w:author="PR Preview" w:date="2026-01-01T00:00:00Z">
-        <w:r>
-          <w:delText xml:space="preserve">(Tchébychef 1867)</w:delText>
-        </w:r>
-      </w:del>
-      <w:del w:id="61" w:author="PR Preview" w:date="2026-01-01T00:00:00Z">
-        <w:r>
-          <w:delText xml:space="preserve">.</w:delText>
-        </w:r>
-      </w:del>
-      <w:del w:id="62" w:author="PR Preview" w:date="2026-01-01T00:00:00Z">
-        <w:r>
-          <w:delText xml:space="preserve"> </w:delText>
-        </w:r>
-      </w:del>
-      <w:del w:id="63" w:author="PR Preview" w:date="2026-01-01T00:00:00Z">
-        <w:r>
-          <w:delText xml:space="preserve">A modern treatment is in</w:delText>
-        </w:r>
-      </w:del>
-      <w:del w:id="64" w:author="PR Preview" w:date="2026-01-01T00:00:00Z">
-        <w:r>
-          <w:delText xml:space="preserve"> </w:delText>
-        </w:r>
-      </w:del>
-      <w:del w:id="65" w:author="PR Preview" w:date="2026-01-01T00:00:00Z">
-        <w:r>
-          <w:delText xml:space="preserve">Blitzstein and Hwang (2019)</w:delText>
-        </w:r>
-      </w:del>
-      <w:del w:id="66" w:author="PR Preview" w:date="2026-01-01T00:00:00Z">
-        <w:r>
-          <w:delText xml:space="preserve">.</w:delText>
-        </w:r>
-      </w:del>
-    </w:p>
+      <w:r>
+        <w:t xml:space="preserve">✅ Chebyshev’s inequality says that …</w:t>
+      </w:r>
+      <w:r>
+        <w:t xml:space="preserve"> </w:t>
+      </w:r>
+      <w:r>
+        <w:t xml:space="preserve">Bienaymé derived the bound</w:t>
+      </w:r>
+      <w:r>
+        <w:t xml:space="preserve"> </w:t>
+      </w:r>
+      <w:r>
+        <w:t xml:space="preserve">(Bienaymé 1853)</w:t>
+      </w:r>
+      <w:r>
+        <w:t xml:space="preserve">, and Tchébychef proved a more general form</w:t>
+      </w:r>
+      <w:r>
+        <w:t xml:space="preserve"> </w:t>
+      </w:r>
+      <w:r>
+        <w:t xml:space="preserve">(Tchébychef 1867)</w:t>
+      </w:r>
+      <w:r>
+        <w:t xml:space="preserve">.</w:t>
+      </w:r>
+      <w:r>
+        <w:t xml:space="preserve"> </w:t>
+      </w:r>
+      <w:r>
+        <w:t xml:space="preserve">A modern treatment is in</w:t>
+      </w:r>
+      <w:r>
+        <w:t xml:space="preserve"> </w:t>
+      </w:r>
+      <w:r>
+        <w:t xml:space="preserve">Blitzstein and Hwang (2019)</w:t>
+      </w:r>
+      <w:r>
+        <w:t xml:space="preserve">.</w:t>
+      </w:r>
+    </w:p>
+    <w:bookmarkEnd w:id="37"/>
+    <w:bookmarkEnd w:id="38"/>
+    <w:bookmarkStart w:id="39" w:name="put-the-content-first"/>
     <w:p>
       <w:pPr>
         <w:pStyle w:val="Heading2"/>
       </w:pPr>
-      <w:del w:id="67" w:author="PR Preview" w:date="2026-01-01T00:00:00Z">
-        <w:r>
-          <w:delText xml:space="preserve">11 Put the content first</w:delText>
-        </w:r>
-      </w:del>
-    </w:p>
+      <w:r>
+        <w:t xml:space="preserve">11 Put the content first</w:t>
+      </w:r>
+    </w:p>
+    <w:p>
+      <w:pPr>
+        <w:pStyle w:val="FirstParagraph"/>
+      </w:pPr>
+      <w:r>
+        <w:t xml:space="preserve">Headings and sentences should name the topic, not its author:</w:t>
+      </w:r>
+      <w:r>
+        <w:t xml:space="preserve"> </w:t>
+      </w:r>
+      <w:r>
+        <w:t xml:space="preserve">“A formal definition of machine learning”</w:t>
+      </w:r>
+      <w:r>
+        <w:t xml:space="preserve">,</w:t>
+      </w:r>
+      <w:r>
+        <w:t xml:space="preserve"> </w:t>
+      </w:r>
+      <w:r>
+        <w:t xml:space="preserve">not</w:t>
+      </w:r>
+      <w:r>
+        <w:t xml:space="preserve"> </w:t>
+      </w:r>
+      <w:r>
+        <w:t xml:space="preserve">“Mitchell’s definition”</w:t>
+      </w:r>
+      <w:r>
+        <w:t xml:space="preserve">.</w:t>
+      </w:r>
+      <w:r>
+        <w:t xml:space="preserve"> </w:t>
+      </w:r>
+      <w:r>
+        <w:t xml:space="preserve">Follow a quotation with its citation alone,</w:t>
+      </w:r>
+      <w:r>
+        <w:t xml:space="preserve"> </w:t>
+      </w:r>
+      <w:r>
+        <w:t xml:space="preserve">without commentary on who said it or where it was repeated.</w:t>
+      </w:r>
+    </w:p>
+    <w:bookmarkEnd w:id="39"/>
+    <w:bookmarkStart w:id="41" w:name="adapting-another-courses-material"/>
     <w:p>
       <w:pPr>
         <w:pStyle w:val="Heading2"/>
       </w:pPr>
-      <w:ins w:id="68" w:author="PR Preview" w:date="2026-01-01T00:00:00Z">
-        <w:r>
-          <w:t xml:space="preserve">10 Put the content first</w:t>
-        </w:r>
-      </w:ins>
-    </w:p>
-    <w:p>
-      <w:pPr>
-        <w:pStyle w:val="FirstParagraph"/>
-      </w:pPr>
-      <w:r>
-        <w:t xml:space="preserve">Headings and sentences should name the topic, not its author:</w:t>
-      </w:r>
-      <w:r>
-        <w:t xml:space="preserve"> </w:t>
-      </w:r>
-      <w:r>
-        <w:t xml:space="preserve">“A formal definition of machine learning”</w:t>
-      </w:r>
-      <w:r>
-        <w:t xml:space="preserve">,</w:t>
-      </w:r>
-      <w:r>
-        <w:t xml:space="preserve"> </w:t>
-      </w:r>
-      <w:r>
-        <w:t xml:space="preserve">not</w:t>
-      </w:r>
-      <w:r>
-        <w:t xml:space="preserve"> </w:t>
-      </w:r>
-      <w:r>
-        <w:t xml:space="preserve">“Mitchell’s definition”</w:t>
-      </w:r>
-      <w:r>
-        <w:t xml:space="preserve">.</w:t>
-      </w:r>
-      <w:r>
-        <w:t xml:space="preserve"> </w:t>
-      </w:r>
-      <w:r>
-        <w:t xml:space="preserve">Follow a quotation with its citation alone,</w:t>
-      </w:r>
-      <w:r>
-        <w:t xml:space="preserve"> </w:t>
-      </w:r>
-      <w:r>
-        <w:t xml:space="preserve">without commentary on who said it or where it was repeated.</w:t>
-      </w:r>
-    </w:p>
-    <w:bookmarkEnd w:id="36"/>
-    <w:bookmarkStart w:id="38" w:name="adapting-another-courses-material"/>
-    <w:p>
-      <w:pPr>
-        <w:pStyle w:val="Heading2"/>
-      </w:pPr>
-      <w:del w:id="69" w:author="PR Preview" w:date="2026-01-01T00:00:00Z">
-        <w:r>
-          <w:delText xml:space="preserve">12 Adapting another course’s material</w:delText>
-        </w:r>
-      </w:del>
-    </w:p>
-    <w:p>
-      <w:pPr>
-        <w:pStyle w:val="Heading2"/>
-      </w:pPr>
-      <w:ins w:id="70" w:author="PR Preview" w:date="2026-01-01T00:00:00Z">
-        <w:r>
-          <w:t xml:space="preserve">11 Adapting another course’s material</w:t>
-        </w:r>
-      </w:ins>
+      <w:r>
+        <w:t xml:space="preserve">12 Adapting another course’s material</w:t>
+      </w:r>
     </w:p>
     <w:p>
       <w:pPr>
@@ -3688,26 +3540,14 @@
         <w:t xml:space="preserve">:::</w:t>
       </w:r>
     </w:p>
-    <w:bookmarkStart w:id="37" w:name="material-from-your-own-repositories"/>
+    <w:bookmarkStart w:id="40" w:name="material-from-your-own-repositories"/>
     <w:p>
       <w:pPr>
         <w:pStyle w:val="Heading3"/>
       </w:pPr>
-      <w:del w:id="71" w:author="PR Preview" w:date="2026-01-01T00:00:00Z">
-        <w:r>
-          <w:delText xml:space="preserve">12.1 Material from your own repositories</w:delText>
-        </w:r>
-      </w:del>
-    </w:p>
-    <w:p>
-      <w:pPr>
-        <w:pStyle w:val="Heading3"/>
-      </w:pPr>
-      <w:ins w:id="72" w:author="PR Preview" w:date="2026-01-01T00:00:00Z">
-        <w:r>
-          <w:t xml:space="preserve">11.1 Material from your own repositories</w:t>
-        </w:r>
-      </w:ins>
+      <w:r>
+        <w:t xml:space="preserve">12.1 Material from your own repositories</w:t>
+      </w:r>
     </w:p>
     <w:p>
       <w:pPr>
@@ -3742,7 +3582,7 @@
         <w:pStyle w:val="Compact"/>
         <w:numPr>
           <w:ilvl w:val="0"/>
-          <w:numId w:val="1017"/>
+          <w:numId w:val="1020"/>
         </w:numPr>
       </w:pPr>
       <w:r>
@@ -3754,7 +3594,7 @@
         <w:pStyle w:val="Compact"/>
         <w:numPr>
           <w:ilvl w:val="0"/>
-          <w:numId w:val="1017"/>
+          <w:numId w:val="1020"/>
         </w:numPr>
       </w:pPr>
       <w:r>
@@ -3792,7 +3632,7 @@
         <w:pStyle w:val="Compact"/>
         <w:numPr>
           <w:ilvl w:val="0"/>
-          <w:numId w:val="1018"/>
+          <w:numId w:val="1021"/>
         </w:numPr>
       </w:pPr>
       <w:r>
@@ -3816,7 +3656,7 @@
         <w:pStyle w:val="Compact"/>
         <w:numPr>
           <w:ilvl w:val="0"/>
-          <w:numId w:val="1018"/>
+          <w:numId w:val="1021"/>
         </w:numPr>
       </w:pPr>
       <w:r>
@@ -3829,35 +3669,23 @@
         <w:t xml:space="preserve">That link is a cross-reference, not an attribution.</w:t>
       </w:r>
     </w:p>
-    <w:bookmarkEnd w:id="37"/>
-    <w:bookmarkEnd w:id="38"/>
-    <w:bookmarkStart w:id="39" w:name="common-citation-errors-to-avoid"/>
+    <w:bookmarkEnd w:id="40"/>
+    <w:bookmarkEnd w:id="41"/>
+    <w:bookmarkStart w:id="42" w:name="common-citation-errors-to-avoid"/>
     <w:p>
       <w:pPr>
         <w:pStyle w:val="Heading2"/>
       </w:pPr>
-      <w:del w:id="73" w:author="PR Preview" w:date="2026-01-01T00:00:00Z">
-        <w:r>
-          <w:delText xml:space="preserve">13 Common citation errors to avoid</w:delText>
-        </w:r>
-      </w:del>
-    </w:p>
-    <w:p>
-      <w:pPr>
-        <w:pStyle w:val="Heading2"/>
-      </w:pPr>
-      <w:ins w:id="74" w:author="PR Preview" w:date="2026-01-01T00:00:00Z">
-        <w:r>
-          <w:t xml:space="preserve">12 Common citation errors to avoid</w:t>
-        </w:r>
-      </w:ins>
-    </w:p>
-    <w:p>
-      <w:pPr>
-        <w:pStyle w:val="Compact"/>
-        <w:numPr>
-          <w:ilvl w:val="0"/>
-          <w:numId w:val="1019"/>
+      <w:r>
+        <w:t xml:space="preserve">13 Common citation errors to avoid</w:t>
+      </w:r>
+    </w:p>
+    <w:p>
+      <w:pPr>
+        <w:pStyle w:val="Compact"/>
+        <w:numPr>
+          <w:ilvl w:val="0"/>
+          <w:numId w:val="1022"/>
         </w:numPr>
       </w:pPr>
       <w:r>
@@ -3876,7 +3704,7 @@
         <w:pStyle w:val="Compact"/>
         <w:numPr>
           <w:ilvl w:val="0"/>
-          <w:numId w:val="1019"/>
+          <w:numId w:val="1022"/>
         </w:numPr>
       </w:pPr>
       <w:r>
@@ -3907,7 +3735,7 @@
         <w:pStyle w:val="Compact"/>
         <w:numPr>
           <w:ilvl w:val="0"/>
-          <w:numId w:val="1019"/>
+          <w:numId w:val="1022"/>
         </w:numPr>
       </w:pPr>
       <w:r>
@@ -3956,7 +3784,7 @@
         <w:pStyle w:val="Compact"/>
         <w:numPr>
           <w:ilvl w:val="0"/>
-          <w:numId w:val="1019"/>
+          <w:numId w:val="1022"/>
         </w:numPr>
       </w:pPr>
       <w:r>
@@ -3975,7 +3803,7 @@
         <w:pStyle w:val="Compact"/>
         <w:numPr>
           <w:ilvl w:val="0"/>
-          <w:numId w:val="1019"/>
+          <w:numId w:val="1022"/>
         </w:numPr>
       </w:pPr>
       <w:r>
@@ -3994,7 +3822,7 @@
         <w:pStyle w:val="Compact"/>
         <w:numPr>
           <w:ilvl w:val="0"/>
-          <w:numId w:val="1019"/>
+          <w:numId w:val="1022"/>
         </w:numPr>
       </w:pPr>
       <w:r>
@@ -4013,7 +3841,7 @@
         <w:pStyle w:val="Compact"/>
         <w:numPr>
           <w:ilvl w:val="0"/>
-          <w:numId w:val="1019"/>
+          <w:numId w:val="1022"/>
         </w:numPr>
       </w:pPr>
       <w:r>
@@ -4027,48 +3855,24 @@
         <w:t xml:space="preserve">: Failing to cite work that directly influenced your ideas</w:t>
       </w:r>
     </w:p>
-    <w:bookmarkEnd w:id="39"/>
-    <w:bookmarkStart w:id="45" w:name="examples"/>
+    <w:bookmarkEnd w:id="42"/>
+    <w:bookmarkStart w:id="48" w:name="examples"/>
     <w:p>
       <w:pPr>
         <w:pStyle w:val="Heading2"/>
       </w:pPr>
-      <w:del w:id="75" w:author="PR Preview" w:date="2026-01-01T00:00:00Z">
-        <w:r>
-          <w:delText xml:space="preserve">14 Examples</w:delText>
-        </w:r>
-      </w:del>
-    </w:p>
+      <w:r>
+        <w:t xml:space="preserve">14 Examples</w:t>
+      </w:r>
+    </w:p>
+    <w:bookmarkStart w:id="43" w:name="poor-unsupported-claim"/>
     <w:p>
       <w:pPr>
         <w:pStyle w:val="Heading3"/>
       </w:pPr>
-      <w:del w:id="76" w:author="PR Preview" w:date="2026-01-01T00:00:00Z">
-        <w:r>
-          <w:delText xml:space="preserve">14.1 Poor (unsupported claim)</w:delText>
-        </w:r>
-      </w:del>
-    </w:p>
-    <w:p>
-      <w:pPr>
-        <w:pStyle w:val="Heading2"/>
-      </w:pPr>
-      <w:ins w:id="77" w:author="PR Preview" w:date="2026-01-01T00:00:00Z">
-        <w:r>
-          <w:t xml:space="preserve">13 Examples</w:t>
-        </w:r>
-      </w:ins>
-    </w:p>
-    <w:bookmarkStart w:id="40" w:name="poor-unsupported-claim"/>
-    <w:p>
-      <w:pPr>
-        <w:pStyle w:val="Heading3"/>
-      </w:pPr>
-      <w:ins w:id="78" w:author="PR Preview" w:date="2026-01-01T00:00:00Z">
-        <w:r>
-          <w:t xml:space="preserve">13.1 Poor (unsupported claim)</w:t>
-        </w:r>
-      </w:ins>
+      <w:r>
+        <w:t xml:space="preserve">14.1 Poor (unsupported claim)</w:t>
+      </w:r>
     </w:p>
     <w:p>
       <w:pPr>
@@ -4093,27 +3897,15 @@
         <w:t xml:space="preserve">: This claim is stated as fact without any support.</w:t>
       </w:r>
     </w:p>
-    <w:bookmarkEnd w:id="40"/>
-    <w:bookmarkStart w:id="41" w:name="better-citation-provided"/>
+    <w:bookmarkEnd w:id="43"/>
+    <w:bookmarkStart w:id="44" w:name="better-citation-provided"/>
     <w:p>
       <w:pPr>
         <w:pStyle w:val="Heading3"/>
       </w:pPr>
-      <w:del w:id="79" w:author="PR Preview" w:date="2026-01-01T00:00:00Z">
-        <w:r>
-          <w:delText xml:space="preserve">14.2 Better (citation provided)</w:delText>
-        </w:r>
-      </w:del>
-    </w:p>
-    <w:p>
-      <w:pPr>
-        <w:pStyle w:val="Heading3"/>
-      </w:pPr>
-      <w:ins w:id="80" w:author="PR Preview" w:date="2026-01-01T00:00:00Z">
-        <w:r>
-          <w:t xml:space="preserve">13.2 Better (citation provided)</w:t>
-        </w:r>
-      </w:ins>
+      <w:r>
+        <w:t xml:space="preserve">14.2 Better (citation provided)</w:t>
+      </w:r>
     </w:p>
     <w:p>
       <w:pPr>
@@ -4147,27 +3939,15 @@
         <w:t xml:space="preserve">: Citations provide evidence for the claim.</w:t>
       </w:r>
     </w:p>
-    <w:bookmarkEnd w:id="41"/>
-    <w:bookmarkStart w:id="42" w:name="best-citation-with-context"/>
+    <w:bookmarkEnd w:id="44"/>
+    <w:bookmarkStart w:id="45" w:name="best-citation-with-context"/>
     <w:p>
       <w:pPr>
         <w:pStyle w:val="Heading3"/>
       </w:pPr>
-      <w:del w:id="81" w:author="PR Preview" w:date="2026-01-01T00:00:00Z">
-        <w:r>
-          <w:delText xml:space="preserve">14.3 Best (citation with context)</w:delText>
-        </w:r>
-      </w:del>
-    </w:p>
-    <w:p>
-      <w:pPr>
-        <w:pStyle w:val="Heading3"/>
-      </w:pPr>
-      <w:ins w:id="82" w:author="PR Preview" w:date="2026-01-01T00:00:00Z">
-        <w:r>
-          <w:t xml:space="preserve">13.3 Best (citation with context)</w:t>
-        </w:r>
-      </w:ins>
+      <w:r>
+        <w:t xml:space="preserve">14.3 Best (citation with context)</w:t>
+      </w:r>
     </w:p>
     <w:p>
       <w:pPr>
@@ -4213,27 +3993,15 @@
         <w:t xml:space="preserve">: The specific support each citation provides is explained.</w:t>
       </w:r>
     </w:p>
-    <w:bookmarkEnd w:id="42"/>
-    <w:bookmarkStart w:id="43" w:name="poor-irrelevant-citation"/>
+    <w:bookmarkEnd w:id="45"/>
+    <w:bookmarkStart w:id="46" w:name="poor-irrelevant-citation"/>
     <w:p>
       <w:pPr>
         <w:pStyle w:val="Heading3"/>
       </w:pPr>
-      <w:del w:id="83" w:author="PR Preview" w:date="2026-01-01T00:00:00Z">
-        <w:r>
-          <w:delText xml:space="preserve">14.4 Poor (irrelevant citation)</w:delText>
-        </w:r>
-      </w:del>
-    </w:p>
-    <w:p>
-      <w:pPr>
-        <w:pStyle w:val="Heading3"/>
-      </w:pPr>
-      <w:ins w:id="84" w:author="PR Preview" w:date="2026-01-01T00:00:00Z">
-        <w:r>
-          <w:t xml:space="preserve">13.4 Poor (irrelevant citation)</w:t>
-        </w:r>
-      </w:ins>
+      <w:r>
+        <w:t xml:space="preserve">14.4 Poor (irrelevant citation)</w:t>
+      </w:r>
     </w:p>
     <w:p>
       <w:pPr>
@@ -4267,27 +4035,15 @@
         <w:t xml:space="preserve">: Knuth’s 1984 paper on literate programming doesn’t address Python or data science.</w:t>
       </w:r>
     </w:p>
-    <w:bookmarkEnd w:id="43"/>
-    <w:bookmarkStart w:id="44" w:name="better-relevant-citation"/>
+    <w:bookmarkEnd w:id="46"/>
+    <w:bookmarkStart w:id="47" w:name="better-relevant-citation"/>
     <w:p>
       <w:pPr>
         <w:pStyle w:val="Heading3"/>
       </w:pPr>
-      <w:del w:id="85" w:author="PR Preview" w:date="2026-01-01T00:00:00Z">
-        <w:r>
-          <w:delText xml:space="preserve">14.5 Better (relevant citation)</w:delText>
-        </w:r>
-      </w:del>
-    </w:p>
-    <w:p>
-      <w:pPr>
-        <w:pStyle w:val="Heading3"/>
-      </w:pPr>
-      <w:ins w:id="86" w:author="PR Preview" w:date="2026-01-01T00:00:00Z">
-        <w:r>
-          <w:t xml:space="preserve">13.5 Better (relevant citation)</w:t>
-        </w:r>
-      </w:ins>
+      <w:r>
+        <w:t xml:space="preserve">14.5 Better (relevant citation)</w:t>
+      </w:r>
     </w:p>
     <w:p>
       <w:pPr>
@@ -4321,28 +4077,16 @@
         <w:t xml:space="preserve">: The citation is to a current survey of programming language usage.</w:t>
       </w:r>
     </w:p>
-    <w:bookmarkEnd w:id="44"/>
-    <w:bookmarkEnd w:id="45"/>
-    <w:bookmarkStart w:id="56" w:name="conclusion"/>
+    <w:bookmarkEnd w:id="47"/>
+    <w:bookmarkEnd w:id="48"/>
+    <w:bookmarkStart w:id="65" w:name="conclusion"/>
     <w:p>
       <w:pPr>
         <w:pStyle w:val="Heading2"/>
       </w:pPr>
-      <w:del w:id="87" w:author="PR Preview" w:date="2026-01-01T00:00:00Z">
-        <w:r>
-          <w:delText xml:space="preserve">15 Conclusion</w:delText>
-        </w:r>
-      </w:del>
-    </w:p>
-    <w:p>
-      <w:pPr>
-        <w:pStyle w:val="Heading2"/>
-      </w:pPr>
-      <w:ins w:id="88" w:author="PR Preview" w:date="2026-01-01T00:00:00Z">
-        <w:r>
-          <w:t xml:space="preserve">14 Conclusion</w:t>
-        </w:r>
-      </w:ins>
+      <w:r>
+        <w:t xml:space="preserve">15 Conclusion</w:t>
+      </w:r>
     </w:p>
     <w:p>
       <w:pPr>
@@ -4394,141 +4138,103 @@
         <w:t xml:space="preserve">add a citation or present direct evidence.</w:t>
       </w:r>
     </w:p>
-    <w:bookmarkStart w:id="55" w:name="refs"/>
-    <w:bookmarkStart w:id="47" w:name="ref-hawkins2004"/>
+    <w:bookmarkStart w:id="64" w:name="refs"/>
+    <w:bookmarkStart w:id="50" w:name="ref-bienayme1853"/>
     <w:p>
       <w:pPr>
         <w:pStyle w:val="Bibliography"/>
       </w:pPr>
-      <w:del w:id="89" w:author="PR Preview" w:date="2026-01-01T00:00:00Z">
-        <w:r>
-          <w:delText xml:space="preserve">Bienaymé, Irénée-Jules. 1853.</w:delText>
-        </w:r>
-      </w:del>
-      <w:del w:id="90" w:author="PR Preview" w:date="2026-01-01T00:00:00Z">
-        <w:r>
-          <w:delText xml:space="preserve"> </w:delText>
-        </w:r>
-      </w:del>
-      <w:del w:id="91" w:author="PR Preview" w:date="2026-01-01T00:00:00Z">
-        <w:r>
-          <w:delText xml:space="preserve">“Considérations à l’appui de La Découverte de</w:delText>
-        </w:r>
-      </w:del>
-      <w:del w:id="92" w:author="PR Preview" w:date="2026-01-01T00:00:00Z">
-        <w:r>
-          <w:delText xml:space="preserve"> </w:delText>
-        </w:r>
-      </w:del>
-      <w:del w:id="93" w:author="PR Preview" w:date="2026-01-01T00:00:00Z">
-        <w:r>
-          <w:delText xml:space="preserve">Laplace</w:delText>
-        </w:r>
-      </w:del>
-      <w:del w:id="94" w:author="PR Preview" w:date="2026-01-01T00:00:00Z">
-        <w:r>
-          <w:delText xml:space="preserve"> </w:delText>
-        </w:r>
-      </w:del>
-      <w:del w:id="95" w:author="PR Preview" w:date="2026-01-01T00:00:00Z">
-        <w:r>
-          <w:delText xml:space="preserve">Sur La Loi de Probabilité Dans La Méthode Des Moindres Carrés.”</w:delText>
-        </w:r>
-      </w:del>
-      <w:del w:id="96" w:author="PR Preview" w:date="2026-01-01T00:00:00Z">
-        <w:r>
-          <w:delText xml:space="preserve"> </w:delText>
-        </w:r>
-      </w:del>
-      <w:del w:id="97" w:author="PR Preview" w:date="2026-01-01T00:00:00Z">
+      <w:r>
+        <w:t xml:space="preserve">Bienaymé, Irénée-Jules. 1853.</w:t>
+      </w:r>
+      <w:r>
+        <w:t xml:space="preserve"> </w:t>
+      </w:r>
+      <w:r>
+        <w:t xml:space="preserve">“Considérations à l’appui de La Découverte de</w:t>
+      </w:r>
+      <w:r>
+        <w:t xml:space="preserve"> </w:t>
+      </w:r>
+      <w:r>
+        <w:t xml:space="preserve">Laplace</w:t>
+      </w:r>
+      <w:r>
+        <w:t xml:space="preserve"> </w:t>
+      </w:r>
+      <w:r>
+        <w:t xml:space="preserve">Sur La Loi de Probabilité Dans La Méthode Des Moindres Carrés.”</w:t>
+      </w:r>
+      <w:r>
+        <w:t xml:space="preserve"> </w:t>
+      </w:r>
+      <w:r>
+        <w:rPr>
+          <w:i/>
+          <w:iCs/>
+        </w:rPr>
+        <w:t xml:space="preserve">Comptes Rendus de l’Académie Des Sciences</w:t>
+      </w:r>
+      <w:r>
+        <w:t xml:space="preserve"> </w:t>
+      </w:r>
+      <w:r>
+        <w:t xml:space="preserve">37: 309–24.</w:t>
+      </w:r>
+      <w:r>
+        <w:t xml:space="preserve"> </w:t>
+      </w:r>
+      <w:hyperlink r:id="rId49">
         <w:r>
           <w:rPr>
-            <w:i/>
-            <w:iCs/>
+            <w:rStyle w:val="Hyperlink"/>
           </w:rPr>
-          <w:delText xml:space="preserve">Comptes Rendus de l’Académie Des Sciences</w:delText>
+          <w:t xml:space="preserve">https://www.numdam.org/item/JMPA_1867_2_12__158_0/</w:t>
         </w:r>
-      </w:del>
-      <w:del w:id="98" w:author="PR Preview" w:date="2026-01-01T00:00:00Z">
-        <w:r>
-          <w:delText xml:space="preserve"> </w:delText>
-        </w:r>
-      </w:del>
-      <w:del w:id="99" w:author="PR Preview" w:date="2026-01-01T00:00:00Z">
-        <w:r>
-          <w:delText xml:space="preserve">37: 309–24.</w:delText>
-        </w:r>
-      </w:del>
-      <w:del w:id="100" w:author="PR Preview" w:date="2026-01-01T00:00:00Z">
-        <w:r>
-          <w:delText xml:space="preserve"> </w:delText>
-        </w:r>
-      </w:del>
-      <w:hyperlink r:id="rId10">
-        <w:del w:id="101" w:author="PR Preview" w:date="2026-01-01T00:00:00Z">
-          <w:r>
-            <w:rPr>
-              <w:rStyle w:val="Hyperlink"/>
-            </w:rPr>
-            <w:delText xml:space="preserve">https://www.numdam.org/item/JMPA_1867_2_12__158_0/</w:delText>
-          </w:r>
-        </w:del>
       </w:hyperlink>
-      <w:del w:id="102" w:author="PR Preview" w:date="2026-01-01T00:00:00Z">
-        <w:r>
-          <w:delText xml:space="preserve">.</w:delText>
-        </w:r>
-      </w:del>
-    </w:p>
+      <w:r>
+        <w:t xml:space="preserve">.</w:t>
+      </w:r>
+    </w:p>
+    <w:bookmarkEnd w:id="50"/>
+    <w:bookmarkStart w:id="52" w:name="ref-blitzstein2019introduction"/>
     <w:p>
       <w:pPr>
         <w:pStyle w:val="Bibliography"/>
       </w:pPr>
-      <w:del w:id="103" w:author="PR Preview" w:date="2026-01-01T00:00:00Z">
-        <w:r>
-          <w:delText xml:space="preserve">Blitzstein, Joseph K., and Jessica Hwang. 2019.</w:delText>
-        </w:r>
-      </w:del>
-      <w:del w:id="104" w:author="PR Preview" w:date="2026-01-01T00:00:00Z">
-        <w:r>
-          <w:delText xml:space="preserve"> </w:delText>
-        </w:r>
-      </w:del>
-      <w:del w:id="105" w:author="PR Preview" w:date="2026-01-01T00:00:00Z">
+      <w:r>
+        <w:t xml:space="preserve">Blitzstein, Joseph K., and Jessica Hwang. 2019.</w:t>
+      </w:r>
+      <w:r>
+        <w:t xml:space="preserve"> </w:t>
+      </w:r>
+      <w:r>
+        <w:rPr>
+          <w:i/>
+          <w:iCs/>
+        </w:rPr>
+        <w:t xml:space="preserve">Introduction to Probability</w:t>
+      </w:r>
+      <w:r>
+        <w:t xml:space="preserve">. 2nd ed. Chapman; Hall/CRC.</w:t>
+      </w:r>
+      <w:r>
+        <w:t xml:space="preserve"> </w:t>
+      </w:r>
+      <w:hyperlink r:id="rId51">
         <w:r>
           <w:rPr>
-            <w:i/>
-            <w:iCs/>
+            <w:rStyle w:val="Hyperlink"/>
           </w:rPr>
-          <w:delText xml:space="preserve">Introduction to Probability</w:delText>
+          <w:t xml:space="preserve">https://doi.org/10.1201/9780429428357</w:t>
         </w:r>
-      </w:del>
-      <w:del w:id="106" w:author="PR Preview" w:date="2026-01-01T00:00:00Z">
-        <w:r>
-          <w:delText xml:space="preserve">. 2nd ed. Chapman; Hall/CRC.</w:delText>
-        </w:r>
-      </w:del>
-      <w:del w:id="107" w:author="PR Preview" w:date="2026-01-01T00:00:00Z">
-        <w:r>
-          <w:delText xml:space="preserve"> </w:delText>
-        </w:r>
-      </w:del>
-      <w:hyperlink r:id="rId11">
-        <w:del w:id="108" w:author="PR Preview" w:date="2026-01-01T00:00:00Z">
-          <w:r>
-            <w:rPr>
-              <w:rStyle w:val="Hyperlink"/>
-            </w:rPr>
-            <w:delText xml:space="preserve">https://doi.org/10.1201/9780429428357</w:delText>
-          </w:r>
-        </w:del>
       </w:hyperlink>
-      <w:del w:id="109" w:author="PR Preview" w:date="2026-01-01T00:00:00Z">
-        <w:r>
-          <w:delText xml:space="preserve">.</w:delText>
-        </w:r>
-      </w:del>
-    </w:p>
+      <w:r>
+        <w:t xml:space="preserve">.</w:t>
+      </w:r>
+    </w:p>
+    <w:bookmarkEnd w:id="52"/>
+    <w:bookmarkStart w:id="54" w:name="ref-hawkins2004"/>
     <w:p>
       <w:pPr>
         <w:pStyle w:val="Bibliography"/>
@@ -4561,7 +4267,7 @@
       <w:r>
         <w:t xml:space="preserve"> </w:t>
       </w:r>
-      <w:hyperlink r:id="rId46">
+      <w:hyperlink r:id="rId53">
         <w:r>
           <w:rPr>
             <w:rStyle w:val="Hyperlink"/>
@@ -4573,8 +4279,8 @@
         <w:t xml:space="preserve">.</w:t>
       </w:r>
     </w:p>
-    <w:bookmarkEnd w:id="47"/>
-    <w:bookmarkStart w:id="49" w:name="ref-knuth84"/>
+    <w:bookmarkEnd w:id="54"/>
+    <w:bookmarkStart w:id="56" w:name="ref-knuth84"/>
     <w:p>
       <w:pPr>
         <w:pStyle w:val="Bibliography"/>
@@ -4607,7 +4313,7 @@
       <w:r>
         <w:t xml:space="preserve"> </w:t>
       </w:r>
-      <w:hyperlink r:id="rId48">
+      <w:hyperlink r:id="rId55">
         <w:r>
           <w:rPr>
             <w:rStyle w:val="Hyperlink"/>
@@ -4619,8 +4325,8 @@
         <w:t xml:space="preserve">.</w:t>
       </w:r>
     </w:p>
-    <w:bookmarkEnd w:id="49"/>
-    <w:bookmarkStart w:id="50" w:name="ref-mitchell1997"/>
+    <w:bookmarkEnd w:id="56"/>
+    <w:bookmarkStart w:id="57" w:name="ref-mitchell1997"/>
     <w:p>
       <w:pPr>
         <w:pStyle w:val="Bibliography"/>
@@ -4642,8 +4348,8 @@
         <w:t xml:space="preserve">. McGraw-Hill.</w:t>
       </w:r>
     </w:p>
-    <w:bookmarkEnd w:id="50"/>
-    <w:bookmarkStart w:id="52" w:name="ref-stackoverflow2024"/>
+    <w:bookmarkEnd w:id="57"/>
+    <w:bookmarkStart w:id="59" w:name="ref-stackoverflow2024"/>
     <w:p>
       <w:pPr>
         <w:pStyle w:val="Bibliography"/>
@@ -4667,7 +4373,7 @@
       <w:r>
         <w:t xml:space="preserve"> </w:t>
       </w:r>
-      <w:hyperlink r:id="rId51">
+      <w:hyperlink r:id="rId58">
         <w:r>
           <w:rPr>
             <w:rStyle w:val="Hyperlink"/>
@@ -4679,67 +4385,51 @@
         <w:t xml:space="preserve">.</w:t>
       </w:r>
     </w:p>
-    <w:bookmarkEnd w:id="52"/>
-    <w:bookmarkStart w:id="54" w:name="ref-vapnik1998"/>
+    <w:bookmarkEnd w:id="59"/>
+    <w:bookmarkStart w:id="61" w:name="ref-tchebichef1867"/>
     <w:p>
       <w:pPr>
         <w:pStyle w:val="Bibliography"/>
       </w:pPr>
-      <w:del w:id="110" w:author="PR Preview" w:date="2026-01-01T00:00:00Z">
-        <w:r>
-          <w:delText xml:space="preserve">Tchébychef, P. L. 1867.</w:delText>
-        </w:r>
-      </w:del>
-      <w:del w:id="111" w:author="PR Preview" w:date="2026-01-01T00:00:00Z">
-        <w:r>
-          <w:delText xml:space="preserve"> </w:delText>
-        </w:r>
-      </w:del>
-      <w:del w:id="112" w:author="PR Preview" w:date="2026-01-01T00:00:00Z">
-        <w:r>
-          <w:delText xml:space="preserve">“Des Valeurs Moyennes.”</w:delText>
-        </w:r>
-      </w:del>
-      <w:del w:id="113" w:author="PR Preview" w:date="2026-01-01T00:00:00Z">
-        <w:r>
-          <w:delText xml:space="preserve"> </w:delText>
-        </w:r>
-      </w:del>
-      <w:del w:id="114" w:author="PR Preview" w:date="2026-01-01T00:00:00Z">
+      <w:r>
+        <w:t xml:space="preserve">Tchébychef, P. L. 1867.</w:t>
+      </w:r>
+      <w:r>
+        <w:t xml:space="preserve"> </w:t>
+      </w:r>
+      <w:r>
+        <w:t xml:space="preserve">“Des Valeurs Moyennes.”</w:t>
+      </w:r>
+      <w:r>
+        <w:t xml:space="preserve"> </w:t>
+      </w:r>
+      <w:r>
+        <w:rPr>
+          <w:i/>
+          <w:iCs/>
+        </w:rPr>
+        <w:t xml:space="preserve">Journal de Mathématiques Pures Et Appliquées</w:t>
+      </w:r>
+      <w:r>
+        <w:t xml:space="preserve">, 2nd series, vol. 12: 177–84.</w:t>
+      </w:r>
+      <w:r>
+        <w:t xml:space="preserve"> </w:t>
+      </w:r>
+      <w:hyperlink r:id="rId60">
         <w:r>
           <w:rPr>
-            <w:i/>
-            <w:iCs/>
+            <w:rStyle w:val="Hyperlink"/>
           </w:rPr>
-          <w:delText xml:space="preserve">Journal de Mathématiques Pures Et Appliquées</w:delText>
+          <w:t xml:space="preserve">https://www.numdam.org/item/JMPA_1867_2_12__177_0/</w:t>
         </w:r>
-      </w:del>
-      <w:del w:id="115" w:author="PR Preview" w:date="2026-01-01T00:00:00Z">
-        <w:r>
-          <w:delText xml:space="preserve">, 2nd series, vol. 12: 177–84.</w:delText>
-        </w:r>
-      </w:del>
-      <w:del w:id="116" w:author="PR Preview" w:date="2026-01-01T00:00:00Z">
-        <w:r>
-          <w:delText xml:space="preserve"> </w:delText>
-        </w:r>
-      </w:del>
-      <w:hyperlink r:id="rId12">
-        <w:del w:id="117" w:author="PR Preview" w:date="2026-01-01T00:00:00Z">
-          <w:r>
-            <w:rPr>
-              <w:rStyle w:val="Hyperlink"/>
-            </w:rPr>
-            <w:delText xml:space="preserve">https://www.numdam.org/item/JMPA_1867_2_12__177_0/</w:delText>
-          </w:r>
-        </w:del>
       </w:hyperlink>
-      <w:del w:id="118" w:author="PR Preview" w:date="2026-01-01T00:00:00Z">
-        <w:r>
-          <w:delText xml:space="preserve">.</w:delText>
-        </w:r>
-      </w:del>
-    </w:p>
+      <w:r>
+        <w:t xml:space="preserve">.</w:t>
+      </w:r>
+    </w:p>
+    <w:bookmarkEnd w:id="61"/>
+    <w:bookmarkStart w:id="63" w:name="ref-vapnik1998"/>
     <w:p>
       <w:pPr>
         <w:pStyle w:val="Bibliography"/>
@@ -4763,7 +4453,7 @@
       <w:r>
         <w:t xml:space="preserve"> </w:t>
       </w:r>
-      <w:hyperlink r:id="rId53">
+      <w:hyperlink r:id="rId62">
         <w:r>
           <w:rPr>
             <w:rStyle w:val="Hyperlink"/>
@@ -4775,9 +4465,9 @@
         <w:t xml:space="preserve">.</w:t>
       </w:r>
     </w:p>
-    <w:bookmarkEnd w:id="54"/>
-    <w:bookmarkEnd w:id="55"/>
-    <w:bookmarkEnd w:id="56"/>
+    <w:bookmarkEnd w:id="63"/>
+    <w:bookmarkEnd w:id="64"/>
+    <w:bookmarkEnd w:id="65"/>
     <w:sectPr>
       <w:footnotePr>
         <w:numRestart w:val="eachSect"/>
@@ -5161,6 +4851,15 @@
     <w:abstractNumId w:val="991"/>
   </w:num>
   <w:num w:numId="1019">
+    <w:abstractNumId w:val="991"/>
+  </w:num>
+  <w:num w:numId="1020">
+    <w:abstractNumId w:val="991"/>
+  </w:num>
+  <w:num w:numId="1021">
+    <w:abstractNumId w:val="991"/>
+  </w:num>
+  <w:num w:numId="1022">
     <w:abstractNumId w:val="991"/>
   </w:num>
 </w:numbering>
